--- a/LABlogbook.docx
+++ b/LABlogbook.docx
@@ -352,6 +352,7 @@
       </w:pPr>
       <w:r>
         <w:rPr>
+          <w:noProof/>
           <w:sz w:val="44"/>
           <w:szCs w:val="44"/>
           <w:u w:val="single"/>
@@ -394,6 +395,7 @@
       </w:r>
       <w:r>
         <w:rPr>
+          <w:noProof/>
           <w:sz w:val="44"/>
           <w:szCs w:val="44"/>
           <w:u w:val="single"/>
@@ -480,6 +482,7 @@
       </w:r>
       <w:r>
         <w:rPr>
+          <w:noProof/>
           <w:sz w:val="44"/>
           <w:szCs w:val="44"/>
           <w:u w:val="single"/>
@@ -532,6 +535,7 @@
       </w:pPr>
       <w:r>
         <w:rPr>
+          <w:noProof/>
           <w:sz w:val="44"/>
           <w:szCs w:val="44"/>
           <w:u w:val="single"/>
@@ -603,6 +607,7 @@
       </w:pPr>
       <w:r>
         <w:rPr>
+          <w:noProof/>
           <w:sz w:val="44"/>
           <w:szCs w:val="44"/>
           <w:u w:val="single"/>
@@ -645,6 +650,7 @@
       </w:r>
       <w:r>
         <w:rPr>
+          <w:noProof/>
           <w:sz w:val="44"/>
           <w:szCs w:val="44"/>
           <w:u w:val="single"/>
@@ -716,6 +722,7 @@
       </w:pPr>
       <w:r>
         <w:rPr>
+          <w:noProof/>
           <w:sz w:val="44"/>
           <w:szCs w:val="44"/>
           <w:u w:val="single"/>
@@ -768,6 +775,7 @@
       </w:pPr>
       <w:r>
         <w:rPr>
+          <w:noProof/>
           <w:sz w:val="44"/>
           <w:szCs w:val="44"/>
           <w:u w:val="single"/>
@@ -811,6 +819,7 @@
       </w:r>
       <w:r>
         <w:rPr>
+          <w:noProof/>
           <w:sz w:val="44"/>
           <w:szCs w:val="44"/>
           <w:u w:val="single"/>
@@ -882,6 +891,7 @@
       </w:pPr>
       <w:r>
         <w:rPr>
+          <w:noProof/>
           <w:sz w:val="44"/>
           <w:szCs w:val="44"/>
           <w:u w:val="single"/>
@@ -925,6 +935,7 @@
       </w:r>
       <w:r>
         <w:rPr>
+          <w:noProof/>
           <w:sz w:val="44"/>
           <w:szCs w:val="44"/>
           <w:u w:val="single"/>
@@ -967,6 +978,7 @@
       </w:r>
       <w:r>
         <w:rPr>
+          <w:noProof/>
           <w:sz w:val="44"/>
           <w:szCs w:val="44"/>
           <w:u w:val="single"/>
@@ -1064,6 +1076,134 @@
           <w:u w:val="single"/>
         </w:rPr>
       </w:pPr>
+      <w:r>
+        <w:rPr>
+          <w:sz w:val="44"/>
+          <w:szCs w:val="44"/>
+          <w:u w:val="single"/>
+        </w:rPr>
+        <w:lastRenderedPageBreak/>
+        <w:drawing>
+          <wp:inline distT="0" distB="0" distL="0" distR="0" wp14:anchorId="28717954" wp14:editId="24484FB4">
+            <wp:extent cx="5346700" cy="2514600"/>
+            <wp:effectExtent l="0" t="0" r="0" b="0"/>
+            <wp:docPr id="805888472" name="Picture 1"/>
+            <wp:cNvGraphicFramePr>
+              <a:graphicFrameLocks xmlns:a="http://schemas.openxmlformats.org/drawingml/2006/main" noChangeAspect="1"/>
+            </wp:cNvGraphicFramePr>
+            <a:graphic xmlns:a="http://schemas.openxmlformats.org/drawingml/2006/main">
+              <a:graphicData uri="http://schemas.openxmlformats.org/drawingml/2006/picture">
+                <pic:pic xmlns:pic="http://schemas.openxmlformats.org/drawingml/2006/picture">
+                  <pic:nvPicPr>
+                    <pic:cNvPr id="805888472" name=""/>
+                    <pic:cNvPicPr/>
+                  </pic:nvPicPr>
+                  <pic:blipFill>
+                    <a:blip r:embed="rId22"/>
+                    <a:stretch>
+                      <a:fillRect/>
+                    </a:stretch>
+                  </pic:blipFill>
+                  <pic:spPr>
+                    <a:xfrm>
+                      <a:off x="0" y="0"/>
+                      <a:ext cx="5346700" cy="2514600"/>
+                    </a:xfrm>
+                    <a:prstGeom prst="rect">
+                      <a:avLst/>
+                    </a:prstGeom>
+                  </pic:spPr>
+                </pic:pic>
+              </a:graphicData>
+            </a:graphic>
+          </wp:inline>
+        </w:drawing>
+      </w:r>
+      <w:r>
+        <w:rPr>
+          <w:sz w:val="44"/>
+          <w:szCs w:val="44"/>
+          <w:u w:val="single"/>
+        </w:rPr>
+        <w:drawing>
+          <wp:inline distT="0" distB="0" distL="0" distR="0" wp14:anchorId="15DADF16" wp14:editId="08AD04B8">
+            <wp:extent cx="5410200" cy="4800600"/>
+            <wp:effectExtent l="0" t="0" r="0" b="0"/>
+            <wp:docPr id="1664369070" name="Picture 1"/>
+            <wp:cNvGraphicFramePr>
+              <a:graphicFrameLocks xmlns:a="http://schemas.openxmlformats.org/drawingml/2006/main" noChangeAspect="1"/>
+            </wp:cNvGraphicFramePr>
+            <a:graphic xmlns:a="http://schemas.openxmlformats.org/drawingml/2006/main">
+              <a:graphicData uri="http://schemas.openxmlformats.org/drawingml/2006/picture">
+                <pic:pic xmlns:pic="http://schemas.openxmlformats.org/drawingml/2006/picture">
+                  <pic:nvPicPr>
+                    <pic:cNvPr id="1664369070" name=""/>
+                    <pic:cNvPicPr/>
+                  </pic:nvPicPr>
+                  <pic:blipFill>
+                    <a:blip r:embed="rId23"/>
+                    <a:stretch>
+                      <a:fillRect/>
+                    </a:stretch>
+                  </pic:blipFill>
+                  <pic:spPr>
+                    <a:xfrm>
+                      <a:off x="0" y="0"/>
+                      <a:ext cx="5410200" cy="4800600"/>
+                    </a:xfrm>
+                    <a:prstGeom prst="rect">
+                      <a:avLst/>
+                    </a:prstGeom>
+                  </pic:spPr>
+                </pic:pic>
+              </a:graphicData>
+            </a:graphic>
+          </wp:inline>
+        </w:drawing>
+      </w:r>
+      <w:r>
+        <w:rPr>
+          <w:sz w:val="44"/>
+          <w:szCs w:val="44"/>
+          <w:u w:val="single"/>
+        </w:rPr>
+        <w:lastRenderedPageBreak/>
+        <w:drawing>
+          <wp:inline distT="0" distB="0" distL="0" distR="0" wp14:anchorId="6A90B11B" wp14:editId="4BE73AE4">
+            <wp:extent cx="5105400" cy="4229100"/>
+            <wp:effectExtent l="0" t="0" r="0" b="0"/>
+            <wp:docPr id="280989907" name="Picture 1"/>
+            <wp:cNvGraphicFramePr>
+              <a:graphicFrameLocks xmlns:a="http://schemas.openxmlformats.org/drawingml/2006/main" noChangeAspect="1"/>
+            </wp:cNvGraphicFramePr>
+            <a:graphic xmlns:a="http://schemas.openxmlformats.org/drawingml/2006/main">
+              <a:graphicData uri="http://schemas.openxmlformats.org/drawingml/2006/picture">
+                <pic:pic xmlns:pic="http://schemas.openxmlformats.org/drawingml/2006/picture">
+                  <pic:nvPicPr>
+                    <pic:cNvPr id="280989907" name=""/>
+                    <pic:cNvPicPr/>
+                  </pic:nvPicPr>
+                  <pic:blipFill>
+                    <a:blip r:embed="rId24"/>
+                    <a:stretch>
+                      <a:fillRect/>
+                    </a:stretch>
+                  </pic:blipFill>
+                  <pic:spPr>
+                    <a:xfrm>
+                      <a:off x="0" y="0"/>
+                      <a:ext cx="5105400" cy="4229100"/>
+                    </a:xfrm>
+                    <a:prstGeom prst="rect">
+                      <a:avLst/>
+                    </a:prstGeom>
+                  </pic:spPr>
+                </pic:pic>
+              </a:graphicData>
+            </a:graphic>
+          </wp:inline>
+        </w:drawing>
+      </w:r>
     </w:p>
     <w:p>
       <w:pPr>
